--- a/public/static/programme_template.docx
+++ b/public/static/programme_template.docx
@@ -1455,16 +1455,12 @@
         </w:rPr>
       </w:pPr>
       <w:r>
-        <w:t xml:space="preserve">During the month of June 2026, the cluster profiled 2,210 individuals across 121 new SHGs, including 1,322 females, 819 males and 69 persons with disabilities (PWDs). </w:t>
+        <w:t>During the month of {{meta.month}}, the cluster profiled {{narr.profiled}} individuals across {{narr.shgs}} new SHGs, including {{narr.female}} females, {{narr.male}} males and {{narr.pwd}} persons with disabilities (PWDs). Overall {{meta.monthname}} outreach reached {{narr.reached}} youth ({{narr.reached_female}} female and {{narr.reached_pwd}} PWDs).</w:t>
       </w:r>
       <w:proofErr w:type="gramStart"/>
-      <w:r>
-        <w:t>Overall</w:t>
-      </w:r>
+      <w:r/>
       <w:proofErr w:type="gramEnd"/>
-      <w:r>
-        <w:t xml:space="preserve"> June outreach reached 3,184 youth (1,845 female and 106 PWDs).</w:t>
-      </w:r>
+      <w:r/>
     </w:p>
     <w:p>
       <w:pPr>
@@ -1489,7 +1485,7 @@
         </w:rPr>
       </w:pPr>
       <w:r>
-        <w:t>June production support focused on horticulture establishment and livestock distribution. A total of 909 youth established 162.04 acres of horticulture across 115 groups, while 9,006 birds were distributed to 94 youth in 31 SHGs and 226 goats to 35 youth in 17 SHGs in Luuka.</w:t>
+        <w:t>{{meta.monthname}} production support focused on horticulture establishment and livestock distribution. A total of {{narr.hort_youth}} youth established horticulture, while {{narr.birds_dist}} birds were distributed to {{narr.birds_youth}} youth in {{narr.birds_shgs}} SHGs and {{narr.goats}} goats to {{narr.goats_youth}} youth in {{narr.goats_shgs}} SHGs in Luuka.</w:t>
       </w:r>
     </w:p>
     <w:p>
@@ -1502,7 +1498,7 @@
         </w:rPr>
       </w:pPr>
       <w:r>
-        <w:t>Horticulture and poultry sales generated UGX 441,607,400 during June, comprising UGX 84,879,500 from horticulture (66,147 kg and 408 pieces harvested) and UGX 356,727,900 from bird sales involving 28,314 birds.</w:t>
+        <w:t>Horticulture and poultry sales generated UGX {{narr.total_sales}} during {{meta.monthname}}, comprising UGX {{narr.hort_sales}} from horticulture ({{narr.tomatoes}} kg and {{narr.watermelon}} pieces harvested) and UGX {{narr.poultry_sales}} from bird sales involving {{narr.birds_sold}} birds.</w:t>
       </w:r>
     </w:p>
     <w:p>
@@ -1515,7 +1511,7 @@
         </w:rPr>
       </w:pPr>
       <w:r>
-        <w:t>ISLA activity in June reached 9,426 savers across the four districts. Total savings amounted to UGX 44,471,705 while loan disbursements totaled UGX 36,789,900.</w:t>
+        <w:t>ISLA activity in {{meta.monthname}} reached {{narr.savers}} savers across the districts. Total savings amounted to UGX {{narr.saved}} while loan disbursements totaled UGX {{narr.loans}}.</w:t>
       </w:r>
     </w:p>
     <w:p>
@@ -1529,7 +1525,7 @@
         </w:rPr>
       </w:pPr>
       <w:r>
-        <w:t>The cluster mobilized UGX 447,594,700 in local leverage during June across Iganga, Jinja, Luuka and Mayuge districts.</w:t>
+        <w:t>The cluster mobilized UGX {{narr.leverage}} in local leverage during {{meta.monthname}} across the cluster districts.</w:t>
       </w:r>
     </w:p>
     <w:p>
@@ -4128,7 +4124,7 @@
         </w:rPr>
       </w:pPr>
       <w:r>
-        <w:t>As per the table above, the cluster reached 3,184 participants in June against a target of 2,526 (126% for the month) and profiled 2,210 new participants against a target of 2,400 (92%). Cumulatively, quarter-to-date outreach stood at 9,611 against a quarter target of 7,575 (127%).</w:t>
+        <w:t>As per the table above, the cluster reached {{narr.reached}} participants in {{meta.monthname}} and profiled {{narr.profiled}} new participants. Cumulatively, quarter-to-date outreach stood at {{narr.reached_q}} participants.</w:t>
       </w:r>
     </w:p>
     <w:p>
@@ -4426,7 +4422,7 @@
         </w:rPr>
       </w:pPr>
       <w:r>
-        <w:t>A total of 121 new SHGs with 2,210 profiled participants (1,322 females, 819 males and 69 PWDs) were recorded during June across the cluster districts. This reflected continued mobilization and profiling of youth groups across Iganga, Jinja, Mayuge and Luuka.</w:t>
+        <w:t>A total of {{narr.shgs}} new SHGs with {{narr.profiled}} profiled participants ({{narr.female}} females, {{narr.male}} males and {{narr.pwd}} PWDs) were recorded during {{meta.monthname}} across the cluster districts. This reflected continued mobilization and profiling of youth groups across the cluster.</w:t>
       </w:r>
     </w:p>
     <w:p>
@@ -12417,7 +12413,7 @@
         </w:rPr>
       </w:pPr>
       <w:r>
-        <w:t>During June, 909 youth in 115 groups established 162.04 acres of horticulture across the cluster. Horticulture sales in the month generated UGX 84,879,500 from 66,147 kg and 408 pieces harvested.</w:t>
+        <w:t>During {{meta.monthname}}, {{narr.hort_youth}} youth established horticulture across the cluster. Horticulture sales in the month generated UGX {{narr.hort_sales}} from {{narr.tomatoes}} kg and {{narr.watermelon}} pieces harvested.</w:t>
       </w:r>
     </w:p>
     <w:p>
@@ -13407,7 +13403,7 @@
         </w:rPr>
       </w:pPr>
       <w:r>
-        <w:t>During June, 9,006 birds were distributed to 94 youth across 31 SHGs in Iganga, Jinja and Mayuge, while cluster bird sales in the month reached 28,314 birds worth UGX 356,727,900.</w:t>
+        <w:t>During {{meta.monthname}}, {{narr.birds_dist}} birds were distributed to {{narr.birds_youth}} youth across {{narr.birds_shgs}} SHGs, while cluster bird sales in the month reached {{narr.birds_sold}} birds worth UGX {{narr.poultry_sales}}.</w:t>
       </w:r>
     </w:p>
     <w:p>
@@ -15909,7 +15905,7 @@
         </w:rPr>
       </w:pPr>
       <w:r>
-        <w:t>During June 2026, a total of 226 goats were distributed to 35 youth in 17 SHGs in Luuka district, supporting entry into the goat value chain.</w:t>
+        <w:t>During {{meta.month}}, a total of {{narr.goats}} goats were distributed to {{narr.goats_youth}} youth in {{narr.goats_shgs}} SHGs in Luuka district, supporting entry into the goat value chain.</w:t>
       </w:r>
     </w:p>
     <w:p>
@@ -17924,7 +17920,7 @@
         </w:rPr>
       </w:pPr>
       <w:r>
-        <w:t>A total of 9,426 savers recorded savings of UGX 44,471,705 in June, while loans worth UGX 36,789,900 were accessed across the four districts.</w:t>
+        <w:t>A total of {{narr.savers}} savers recorded savings of UGX {{narr.saved}} in {{meta.monthname}}, while loans worth UGX {{narr.loans}} were accessed across the districts.</w:t>
       </w:r>
     </w:p>
     <w:p>
